--- a/docs/proposta-architettura.docx
+++ b/docs/proposta-architettura.docx
@@ -20,6 +20,35 @@
     </w:p>
     <w:p>
       <w:pPr>
+        <w:spacing w:after="160"/>
+      </w:pPr>
+      <w:r>
+        <w:t xml:space="preserve">&gt; </w:t>
+      </w:r>
+      <w:r>
+        <w:rPr>
+          <w:b/>
+          <w:bCs/>
+        </w:rPr>
+        <w:t xml:space="preserve">Aggiornamento 14/10/2026</w:t>
+      </w:r>
+      <w:r>
+        <w:t xml:space="preserve">: dopo la prima stesura di questo documento abbiamo ricevuto il manuale tecnico originale del Soundbeam e il feedback di un musicista esperto che lo usa con CRAMS. Entrambi correggono un punto tecnico (vedi sotto) e aggiungono indicazioni importanti sul target utente. Dettagli in [</w:t>
+      </w:r>
+      <w:r>
+        <w:rPr>
+          <w:rFonts w:ascii="Consolas" w:cs="Consolas" w:eastAsia="Consolas" w:hAnsi="Consolas"/>
+          <w:sz w:val="20"/>
+          <w:szCs w:val="20"/>
+        </w:rPr>
+        <w:t xml:space="preserve">soundbeam-tecnico.md</w:t>
+      </w:r>
+      <w:r>
+        <w:t xml:space="preserve">](soundbeam-tecnico.md).</w:t>
+      </w:r>
+    </w:p>
+    <w:p>
+      <w:pPr>
         <w:pStyle w:val="Heading2"/>
       </w:pPr>
       <w:r>
@@ -142,6 +171,46 @@
       </w:r>
       <w:r>
         <w:t xml:space="preserve"> il MIDI.</w:t>
+      </w:r>
+    </w:p>
+    <w:p>
+      <w:pPr>
+        <w:pStyle w:val="ListParagraph"/>
+        <w:numPr>
+          <w:ilvl w:val="0"/>
+          <w:numId w:val="2"/>
+        </w:numPr>
+      </w:pPr>
+      <w:r>
+        <w:rPr>
+          <w:b/>
+          <w:bCs/>
+        </w:rPr>
+        <w:t xml:space="preserve">Correzione tecnica</w:t>
+      </w:r>
+      <w:r>
+        <w:t xml:space="preserve">: il Soundbeam originale non manda un valore continuo (Control Change) come meccanismo principale. Manda la </w:t>
+      </w:r>
+      <w:r>
+        <w:rPr>
+          <w:b/>
+          <w:bCs/>
+        </w:rPr>
+        <w:t xml:space="preserve">distanza quantizzata in una nota MIDI</w:t>
+      </w:r>
+      <w:r>
+        <w:t xml:space="preserve">, scelta da una sequenza/scala precaricata (vedi [</w:t>
+      </w:r>
+      <w:r>
+        <w:rPr>
+          <w:rFonts w:ascii="Consolas" w:cs="Consolas" w:eastAsia="Consolas" w:hAnsi="Consolas"/>
+          <w:sz w:val="20"/>
+          <w:szCs w:val="20"/>
+        </w:rPr>
+        <w:t xml:space="preserve">soundbeam-tecnico.md</w:t>
+      </w:r>
+      <w:r>
+        <w:t xml:space="preserve">](soundbeam-tecnico.md) per i dettagli). Il CC continuo esiste solo come livello opzionale aggiuntivo. I raggi dovrebbero probabilmente seguire lo stesso principio — posizione/pressione → nota da una sequenza — non un controllo continuo puro, da confermare con CRAMS.</w:t>
       </w:r>
     </w:p>
     <w:p>
@@ -163,7 +232,7 @@
           <w:sz w:val="18"/>
           <w:szCs w:val="18"/>
         </w:rPr>
-        <w:t xml:space="preserve">[ Oggetti fisici ]   raggi (valore continuo)        tavolette (on/off)</w:t>
+        <w:t xml:space="preserve">[ Oggetti fisici ]   raggi (posizione/pressione)     tavolette (on/off)</w:t>
       </w:r>
     </w:p>
     <w:p>
@@ -247,7 +316,7 @@
           <w:sz w:val="18"/>
           <w:szCs w:val="18"/>
         </w:rPr>
-        <w:t xml:space="preserve">                                │  · raggi → Control Change (CC)</w:t>
+        <w:t xml:space="preserve">                                │  · raggi → nota scelta da una sequenza (come il beam Soundbeam)</w:t>
       </w:r>
     </w:p>
     <w:p>
@@ -261,7 +330,7 @@
           <w:sz w:val="18"/>
           <w:szCs w:val="18"/>
         </w:rPr>
-        <w:t xml:space="preserve">                                │  · tavolette → Note On / Note Off</w:t>
+        <w:t xml:space="preserve">                                │  · tavolette → Note On / Note Off (stesso motore sequenza/trigger)</w:t>
       </w:r>
     </w:p>
     <w:p>
@@ -359,7 +428,7 @@
         <w:t xml:space="preserve">Mappatura configurabile</w:t>
       </w:r>
       <w:r>
-        <w:t xml:space="preserve">: quale CC/nota corrisponde a quale raggio/tavoletta, e a quale suono o parametro sonoro.</w:t>
+        <w:t xml:space="preserve">: quale sequenza di note/suoni corrisponde a quale raggio/tavoletta, con che modalità di trigger.</w:t>
       </w:r>
     </w:p>
     <w:p>
@@ -404,6 +473,89 @@
         <w:pStyle w:val="Heading2"/>
       </w:pPr>
       <w:r>
+        <w:t xml:space="preserve">Feedback di un musicista esperto di Soundbeam (14/10/2026)</w:t>
+      </w:r>
+    </w:p>
+    <w:p>
+      <w:pPr>
+        <w:spacing w:after="160"/>
+      </w:pPr>
+      <w:r>
+        <w:t xml:space="preserve">Oltre alla correzione tecnica, un musicista che collabora con CRAMS e usa il Soundbeam da anni ha dato un'indicazione strategica importante, citata per intero in [</w:t>
+      </w:r>
+      <w:r>
+        <w:rPr>
+          <w:rFonts w:ascii="Consolas" w:cs="Consolas" w:eastAsia="Consolas" w:hAnsi="Consolas"/>
+          <w:sz w:val="20"/>
+          <w:szCs w:val="20"/>
+        </w:rPr>
+        <w:t xml:space="preserve">soundbeam-tecnico.md</w:t>
+      </w:r>
+      <w:r>
+        <w:t xml:space="preserve">](soundbeam-tecnico.md):</w:t>
+      </w:r>
+    </w:p>
+    <w:p>
+      <w:pPr>
+        <w:pStyle w:val="ListParagraph"/>
+        <w:numPr>
+          <w:ilvl w:val="0"/>
+          <w:numId w:val="2"/>
+        </w:numPr>
+      </w:pPr>
+      <w:r>
+        <w:rPr>
+          <w:b/>
+          <w:bCs/>
+        </w:rPr>
+        <w:t xml:space="preserve">Priorità assoluta alla latenza</w:t>
+      </w:r>
+      <w:r>
+        <w:t xml:space="preserve"> — più di qualunque altra feature.</w:t>
+      </w:r>
+    </w:p>
+    <w:p>
+      <w:pPr>
+        <w:pStyle w:val="ListParagraph"/>
+        <w:numPr>
+          <w:ilvl w:val="0"/>
+          <w:numId w:val="2"/>
+        </w:numPr>
+      </w:pPr>
+      <w:r>
+        <w:rPr>
+          <w:b/>
+          <w:bCs/>
+        </w:rPr>
+        <w:t xml:space="preserve">Progettare per educatori/operatori, non per musicisti professionisti</w:t>
+      </w:r>
+      <w:r>
+        <w:t xml:space="preserve">: chi usa oggi il Soundbeam coi propri settaggi e repertorio non lo cambierà comunque — il nostro sistema ha senso per un mercato diverso: neofiti, educatori, insegnanti delle primarie, uso ludico, non performance professionale.</w:t>
+      </w:r>
+    </w:p>
+    <w:p>
+      <w:pPr>
+        <w:spacing w:after="160"/>
+      </w:pPr>
+      <w:r>
+        <w:t xml:space="preserve">Questo sposta la domanda da "A o B" a: </w:t>
+      </w:r>
+      <w:r>
+        <w:rPr>
+          <w:b/>
+          <w:bCs/>
+        </w:rPr>
+        <w:t xml:space="preserve">chi usa cosa, e quando</w:t>
+      </w:r>
+      <w:r>
+        <w:t xml:space="preserve">. La preparazione dei suoni (repertorio, mapping) resta compito del musicista; l'uso quotidiano in sessione (avviare, cambiare raggio/tavoletta, gestire il paziente) deve poter essere fatto da un educatore senza competenze tecniche o musicali.</w:t>
+      </w:r>
+    </w:p>
+    <w:p>
+      <w:pPr>
+        <w:pStyle w:val="Heading2"/>
+      </w:pPr>
+      <w:r>
         <w:t xml:space="preserve">Due strade per lo strato sonoro</w:t>
       </w:r>
     </w:p>
@@ -458,7 +610,17 @@
         </w:numPr>
       </w:pPr>
       <w:r>
-        <w:t xml:space="preserve">Contro: licenza commerciale; serve un PC abbastanza potente; meno controllo su logiche specifiche (es. feedback al paziente sul proprio contributo).</w:t>
+        <w:t xml:space="preserve">Contro: licenza commerciale; serve un PC abbastanza potente; meno controllo su latenza e su logiche specifiche; </w:t>
+      </w:r>
+      <w:r>
+        <w:rPr>
+          <w:b/>
+          <w:bCs/>
+        </w:rPr>
+        <w:t xml:space="preserve">non è pensato per essere operato da un educatore durante una sessione</w:t>
+      </w:r>
+      <w:r>
+        <w:t xml:space="preserve"> — richiede competenze che il target indicato dal musicista non ha.</w:t>
       </w:r>
     </w:p>
     <w:p>
@@ -490,7 +652,7 @@
         </w:numPr>
       </w:pPr>
       <w:r>
-        <w:t xml:space="preserve">Pro: nessuna licenza; interfaccia semplice pensata per operatori non tecnici; logiche specifiche possibili.</w:t>
+        <w:t xml:space="preserve">Pro: nessuna licenza; interfaccia semplice pensata per operatori non tecnici; controllo diretto sulla latenza; logiche specifiche possibili (es. quantizzazione posizione→nota come il Soundbeam originale).</w:t>
       </w:r>
     </w:p>
     <w:p>
@@ -510,7 +672,7 @@
         <w:pStyle w:val="Heading2"/>
       </w:pPr>
       <w:r>
-        <w:t xml:space="preserve">Raccomandazione iniziale</w:t>
+        <w:t xml:space="preserve">Raccomandazione aggiornata</w:t>
       </w:r>
     </w:p>
     <w:p>
@@ -518,27 +680,63 @@
         <w:spacing w:after="160"/>
       </w:pPr>
       <w:r>
-        <w:t xml:space="preserve">Partire da </w:t>
-      </w:r>
-      <w:r>
-        <w:rPr>
-          <w:b/>
-          <w:bCs/>
-        </w:rPr>
-        <w:t xml:space="preserve">A</w:t>
-      </w:r>
-      <w:r>
-        <w:t xml:space="preserve"> per il primo prototipo: è il modo più veloce per far suonare raggi e tavolette e per verificare con il musicista cosa serve davvero. Se emergono logiche che un DAW non copre bene, valutare </w:t>
-      </w:r>
-      <w:r>
-        <w:rPr>
-          <w:b/>
-          <w:bCs/>
-        </w:rPr>
-        <w:t xml:space="preserve">B</w:t>
-      </w:r>
-      <w:r>
-        <w:t xml:space="preserve"> solo per quella parte.</w:t>
+        <w:t xml:space="preserve">Il feedback del musicista sposta la raccomandazione verso un approccio ibrido, non più "A poi eventualmente B":</w:t>
+      </w:r>
+    </w:p>
+    <w:p>
+      <w:pPr>
+        <w:pStyle w:val="ListParagraph"/>
+        <w:numPr>
+          <w:ilvl w:val="0"/>
+          <w:numId w:val="2"/>
+        </w:numPr>
+      </w:pPr>
+      <w:r>
+        <w:rPr>
+          <w:b/>
+          <w:bCs/>
+        </w:rPr>
+        <w:t xml:space="preserve">Preparazione del suono (offline, fatta dal musicista)</w:t>
+      </w:r>
+      <w:r>
+        <w:t xml:space="preserve">: può restare su strumenti che già conosce (DAW/Max), usati per definire repertorio e settaggi.</w:t>
+      </w:r>
+    </w:p>
+    <w:p>
+      <w:pPr>
+        <w:pStyle w:val="ListParagraph"/>
+        <w:numPr>
+          <w:ilvl w:val="0"/>
+          <w:numId w:val="2"/>
+        </w:numPr>
+      </w:pPr>
+      <w:r>
+        <w:rPr>
+          <w:b/>
+          <w:bCs/>
+        </w:rPr>
+        <w:t xml:space="preserve">Runtime in sessione (ciò che useranno gli educatori con i pazienti)</w:t>
+      </w:r>
+      <w:r>
+        <w:t xml:space="preserve">: merita un'</w:t>
+      </w:r>
+      <w:r>
+        <w:rPr>
+          <w:b/>
+          <w:bCs/>
+        </w:rPr>
+        <w:t xml:space="preserve">app custom leggera (B)</w:t>
+      </w:r>
+      <w:r>
+        <w:t xml:space="preserve">, pensata apposta per bassa latenza e un'interfaccia minima — accendi, scegli il set di suoni già pronto, usa i raggi/tavolette. Non un ambiente di produzione musicale.</w:t>
+      </w:r>
+    </w:p>
+    <w:p>
+      <w:pPr>
+        <w:spacing w:after="160"/>
+      </w:pPr>
+      <w:r>
+        <w:t xml:space="preserve">Il primo prototipo tecnico (collegare un sensore, verificare note in uscita dall'eobody, misurare la latenza reale) resta comunque il primo passo concreto, indipendentemente da questa scelta.</w:t>
       </w:r>
     </w:p>
     <w:p>
@@ -581,6 +779,25 @@
           <w:b/>
           <w:bCs/>
         </w:rPr>
+        <w:t xml:space="preserve">Comportamento dei raggi</w:t>
+      </w:r>
+      <w:r>
+        <w:t xml:space="preserve">: nota-da-sequenza come i beam Soundbeam, o qualcos'altro? (vedi correzione tecnica sopra)</w:t>
+      </w:r>
+    </w:p>
+    <w:p>
+      <w:pPr>
+        <w:pStyle w:val="ListParagraph"/>
+        <w:numPr>
+          <w:ilvl w:val="0"/>
+          <w:numId w:val="3"/>
+        </w:numPr>
+      </w:pPr>
+      <w:r>
+        <w:rPr>
+          <w:b/>
+          <w:bCs/>
+        </w:rPr>
         <w:t xml:space="preserve">Quanti oggetti</w:t>
       </w:r>
       <w:r>
@@ -603,7 +820,7 @@
         <w:t xml:space="preserve">Il musicista di riferimento</w:t>
       </w:r>
       <w:r>
-        <w:t xml:space="preserve">: con quali strumenti lavora già? Questo pesa molto nella scelta A/B.</w:t>
+        <w:t xml:space="preserve">: è disponibile a definire repertorio/settaggi in modo continuativo? Con quali strumenti lavora già?</w:t>
       </w:r>
     </w:p>
     <w:p>
@@ -660,7 +877,7 @@
         <w:t xml:space="preserve">Manutenzione</w:t>
       </w:r>
       <w:r>
-        <w:t xml:space="preserve">: chi terrà il sistema nel tempo? Serve una persona di riferimento tecnico, o il musicista da solo?</w:t>
+        <w:t xml:space="preserve">: chi terrà il sistema nel tempo? Serve una persona di riferimento tecnico, o il musicista/educatore da soli?</w:t>
       </w:r>
     </w:p>
     <w:p>
@@ -680,19 +897,19 @@
         </w:numPr>
       </w:pPr>
       <w:r>
-        <w:t xml:space="preserve">Verificare con un sensore di prova che l'eobody invii correttamente MIDI su USB (Note On/Off e CC).</w:t>
-      </w:r>
-    </w:p>
-    <w:p>
-      <w:pPr>
-        <w:pStyle w:val="ListParagraph"/>
-        <w:numPr>
-          <w:ilvl w:val="0"/>
-          <w:numId w:val="2"/>
-        </w:numPr>
-      </w:pPr>
-      <w:r>
-        <w:t xml:space="preserve">Costruire un primo prototipo con un solo raggio e una sola tavoletta, con suoni scelti dal musicista.</w:t>
+        <w:t xml:space="preserve">Verificare con un sensore di prova che l'eobody invii correttamente MIDI su USB, misurando la latenza reale end-to-end.</w:t>
+      </w:r>
+    </w:p>
+    <w:p>
+      <w:pPr>
+        <w:pStyle w:val="ListParagraph"/>
+        <w:numPr>
+          <w:ilvl w:val="0"/>
+          <w:numId w:val="2"/>
+        </w:numPr>
+      </w:pPr>
+      <w:r>
+        <w:t xml:space="preserve">Costruire un primo prototipo con un solo raggio e una sola tavoletta, con suoni scelti dal musicista, usando lo stesso principio posizione→nota del Soundbeam originale.</w:t>
       </w:r>
     </w:p>
     <w:p>
